--- a/Otchet_Ryadom_frodent.docx
+++ b/Otchet_Ryadom_frodent.docx
@@ -1,6 +1,6 @@
 
 <file path=word/document.xml><?xml version="1.0" encoding="utf-8"?>
-<w:document xmlns:a="http://schemas.openxmlformats.org/drawingml/2006/main" xmlns:ns1="http://schemas.openxmlformats.org/markup-compatibility/2006" xmlns:pic="http://schemas.openxmlformats.org/drawingml/2006/picture" xmlns:r="http://schemas.openxmlformats.org/officeDocument/2006/relationships" xmlns:w="http://schemas.openxmlformats.org/wordprocessingml/2006/main" xmlns:wp="http://schemas.openxmlformats.org/drawingml/2006/wordprocessingDrawing" ns1:Ignorable="w14 wp14 w15">
+<w:document xmlns:o="urn:schemas-microsoft-com:office:office" xmlns:r="http://schemas.openxmlformats.org/officeDocument/2006/relationships" xmlns:v="urn:schemas-microsoft-com:vml" xmlns:w="http://schemas.openxmlformats.org/wordprocessingml/2006/main" xmlns:w10="urn:schemas-microsoft-com:office:word" xmlns:wp="http://schemas.openxmlformats.org/drawingml/2006/wordprocessingDrawing" xmlns:pic="http://schemas.openxmlformats.org/drawingml/2006/picture" xmlns:wps="http://schemas.microsoft.com/office/word/2010/wordprocessingShape" xmlns:wpg="http://schemas.microsoft.com/office/word/2010/wordprocessingGroup" xmlns:mc="http://schemas.openxmlformats.org/markup-compatibility/2006" xmlns:wp14="http://schemas.microsoft.com/office/word/2010/wordprocessingDrawing" xmlns:w14="http://schemas.microsoft.com/office/word/2010/wordml" xmlns:w15="http://schemas.microsoft.com/office/word/2012/wordml" mc:Ignorable="w14 wp14 w15">
   <w:body>
     <w:p>
       <w:pPr>
@@ -6098,7 +6098,7 @@
               <w:jc w:val="center"/>
             </w:pPr>
             <w:r>
-              <w:drawing>
+              <w:drawing xmlns:a="http://schemas.openxmlformats.org/drawingml/2006/main">
                 <wp:inline distT="0" distB="0" distL="0" distR="0">
                   <wp:extent cx="5709285" cy="3171825"/>
                   <wp:effectExtent l="0" t="0" r="0" b="0"/>
@@ -6126,7 +6126,9 @@
                             <a:off x="0" y="0"/>
                             <a:ext cx="5709285" cy="3171825"/>
                           </a:xfrm>
-                          <a:prstGeom prst="rect"/>
+                          <a:prstGeom prst="rect">
+                            <a:avLst/>
+                          </a:prstGeom>
                         </pic:spPr>
                       </pic:pic>
                     </a:graphicData>
@@ -6222,7 +6224,7 @@
               <w:jc w:val="center"/>
             </w:pPr>
             <w:r>
-              <w:drawing>
+              <w:drawing xmlns:a="http://schemas.openxmlformats.org/drawingml/2006/main">
                 <wp:inline distT="0" distB="0" distL="0" distR="0">
                   <wp:extent cx="5709285" cy="3362134"/>
                   <wp:effectExtent l="0" t="0" r="0" b="0"/>
@@ -6250,7 +6252,9 @@
                             <a:off x="0" y="0"/>
                             <a:ext cx="5709285" cy="3362134"/>
                           </a:xfrm>
-                          <a:prstGeom prst="rect"/>
+                          <a:prstGeom prst="rect">
+                            <a:avLst/>
+                          </a:prstGeom>
                         </pic:spPr>
                       </pic:pic>
                     </a:graphicData>
@@ -6361,7 +6365,7 @@
               <w:jc w:val="center"/>
             </w:pPr>
             <w:r>
-              <w:drawing>
+              <w:drawing xmlns:a="http://schemas.openxmlformats.org/drawingml/2006/main">
                 <wp:inline distT="0" distB="0" distL="0" distR="0">
                   <wp:extent cx="5709285" cy="3425571"/>
                   <wp:effectExtent l="0" t="0" r="0" b="0"/>
@@ -6389,7 +6393,9 @@
                             <a:off x="0" y="0"/>
                             <a:ext cx="5709285" cy="3425571"/>
                           </a:xfrm>
-                          <a:prstGeom prst="rect"/>
+                          <a:prstGeom prst="rect">
+                            <a:avLst/>
+                          </a:prstGeom>
                         </pic:spPr>
                       </pic:pic>
                     </a:graphicData>
@@ -8617,11 +8623,11 @@
                   <wp:wrapSquare wrapText="largest"/>
                   <wp:docPr id="1" name="Image1"/>
                   <wp:cNvGraphicFramePr>
-                    <a:graphicFrameLocks noChangeAspect="1"/>
+                    <a:graphicFrameLocks xmlns:a="http://schemas.openxmlformats.org/drawingml/2006/main" noChangeAspect="1"/>
                   </wp:cNvGraphicFramePr>
-                  <a:graphic>
+                  <a:graphic xmlns:a="http://schemas.openxmlformats.org/drawingml/2006/main">
                     <a:graphicData uri="http://schemas.openxmlformats.org/drawingml/2006/picture">
-                      <pic:pic>
+                      <pic:pic xmlns:pic="http://schemas.openxmlformats.org/drawingml/2006/picture">
                         <pic:nvPicPr>
                           <pic:cNvPr id="1" name="Image1"/>
                           <pic:cNvPicPr>
@@ -8728,11 +8734,11 @@
                   <wp:wrapSquare wrapText="largest"/>
                   <wp:docPr id="2" name="Image2"/>
                   <wp:cNvGraphicFramePr>
-                    <a:graphicFrameLocks noChangeAspect="1"/>
+                    <a:graphicFrameLocks xmlns:a="http://schemas.openxmlformats.org/drawingml/2006/main" noChangeAspect="1"/>
                   </wp:cNvGraphicFramePr>
-                  <a:graphic>
+                  <a:graphic xmlns:a="http://schemas.openxmlformats.org/drawingml/2006/main">
                     <a:graphicData uri="http://schemas.openxmlformats.org/drawingml/2006/picture">
-                      <pic:pic>
+                      <pic:pic xmlns:pic="http://schemas.openxmlformats.org/drawingml/2006/picture">
                         <pic:nvPicPr>
                           <pic:cNvPr id="2" name="Image2"/>
                           <pic:cNvPicPr>
@@ -8844,11 +8850,11 @@
                   <wp:wrapSquare wrapText="largest"/>
                   <wp:docPr id="3" name="Image3"/>
                   <wp:cNvGraphicFramePr>
-                    <a:graphicFrameLocks noChangeAspect="1"/>
+                    <a:graphicFrameLocks xmlns:a="http://schemas.openxmlformats.org/drawingml/2006/main" noChangeAspect="1"/>
                   </wp:cNvGraphicFramePr>
-                  <a:graphic>
+                  <a:graphic xmlns:a="http://schemas.openxmlformats.org/drawingml/2006/main">
                     <a:graphicData uri="http://schemas.openxmlformats.org/drawingml/2006/picture">
-                      <pic:pic>
+                      <pic:pic xmlns:pic="http://schemas.openxmlformats.org/drawingml/2006/picture">
                         <pic:nvPicPr>
                           <pic:cNvPr id="3" name="Image3"/>
                           <pic:cNvPicPr>
@@ -8955,11 +8961,11 @@
                   <wp:wrapSquare wrapText="largest"/>
                   <wp:docPr id="4" name="Image4"/>
                   <wp:cNvGraphicFramePr>
-                    <a:graphicFrameLocks noChangeAspect="1"/>
+                    <a:graphicFrameLocks xmlns:a="http://schemas.openxmlformats.org/drawingml/2006/main" noChangeAspect="1"/>
                   </wp:cNvGraphicFramePr>
-                  <a:graphic>
+                  <a:graphic xmlns:a="http://schemas.openxmlformats.org/drawingml/2006/main">
                     <a:graphicData uri="http://schemas.openxmlformats.org/drawingml/2006/picture">
-                      <pic:pic>
+                      <pic:pic xmlns:pic="http://schemas.openxmlformats.org/drawingml/2006/picture">
                         <pic:nvPicPr>
                           <pic:cNvPr id="4" name="Image4"/>
                           <pic:cNvPicPr>
@@ -9080,11 +9086,11 @@
                   <wp:wrapSquare wrapText="largest"/>
                   <wp:docPr id="5" name="Image5"/>
                   <wp:cNvGraphicFramePr>
-                    <a:graphicFrameLocks noChangeAspect="1"/>
+                    <a:graphicFrameLocks xmlns:a="http://schemas.openxmlformats.org/drawingml/2006/main" noChangeAspect="1"/>
                   </wp:cNvGraphicFramePr>
-                  <a:graphic>
+                  <a:graphic xmlns:a="http://schemas.openxmlformats.org/drawingml/2006/main">
                     <a:graphicData uri="http://schemas.openxmlformats.org/drawingml/2006/picture">
-                      <pic:pic>
+                      <pic:pic xmlns:pic="http://schemas.openxmlformats.org/drawingml/2006/picture">
                         <pic:nvPicPr>
                           <pic:cNvPr id="5" name="Image5"/>
                           <pic:cNvPicPr>
@@ -12315,7 +12321,7 @@
               <w:jc w:val="center"/>
             </w:pPr>
             <w:r>
-              <w:drawing>
+              <w:drawing xmlns:a="http://schemas.openxmlformats.org/drawingml/2006/main">
                 <wp:inline distT="0" distB="0" distL="0" distR="0">
                   <wp:extent cx="5709285" cy="2854642"/>
                   <wp:effectExtent l="0" t="0" r="0" b="0"/>
@@ -12343,7 +12349,9 @@
                             <a:off x="0" y="0"/>
                             <a:ext cx="5709285" cy="2854642"/>
                           </a:xfrm>
-                          <a:prstGeom prst="rect"/>
+                          <a:prstGeom prst="rect">
+                            <a:avLst/>
+                          </a:prstGeom>
                         </pic:spPr>
                       </pic:pic>
                     </a:graphicData>
@@ -12469,7 +12477,7 @@
               <w:jc w:val="center"/>
             </w:pPr>
             <w:r>
-              <w:drawing>
+              <w:drawing xmlns:a="http://schemas.openxmlformats.org/drawingml/2006/main">
                 <wp:inline distT="0" distB="0" distL="0" distR="0">
                   <wp:extent cx="5709285" cy="2854642"/>
                   <wp:effectExtent l="0" t="0" r="0" b="0"/>
@@ -12497,7 +12505,9 @@
                             <a:off x="0" y="0"/>
                             <a:ext cx="5709285" cy="2854642"/>
                           </a:xfrm>
-                          <a:prstGeom prst="rect"/>
+                          <a:prstGeom prst="rect">
+                            <a:avLst/>
+                          </a:prstGeom>
                         </pic:spPr>
                       </pic:pic>
                     </a:graphicData>
